--- a/downloads/documents/04 Units/Unit 04 - Environmental Design and Management - Spaces We Live In/Lesson 04.12 - Plan Scale Drawing and Traffic Flow.docx
+++ b/downloads/documents/04 Units/Unit 04 - Environmental Design and Management - Spaces We Live In/Lesson 04.12 - Plan Scale Drawing and Traffic Flow.docx
@@ -323,7 +323,7 @@
         <w:t xml:space="preserve"> </w:t>
       </w:r>
       <w:r>
-        <w:t xml:space="preserve">for Turkish, Portuguese, and Spanish.</w:t>
+        <w:t xml:space="preserve">for Spanish.</w:t>
       </w:r>
     </w:p>
     <w:p>
@@ -1458,7 +1458,7 @@
         <w:pStyle w:val="Compact"/>
       </w:pPr>
       <w:r>
-        <w:t xml:space="preserve">ELL: the plan guide has a picture beside each rule (a walker with a 36-inch arrow, a bed with one side shaded open); the peer review checklist is yes or no boxes with a two-word label each, so a student can review without writing sentences; the words scale, path, clear, swing, and turn in Turkish, Portuguese, and Spanish on the handout margin (see</w:t>
+        <w:t xml:space="preserve">ELL: the plan guide has a picture beside each rule (a walker with a 36-inch arrow, a bed with one side shaded open); the peer review checklist is yes or no boxes with a two-word label each, so a student can review without writing sentences; the words scale, path, clear, swing, and turn in Spanish on the handout margin (see</w:t>
       </w:r>
       <w:r>
         <w:t xml:space="preserve"> </w:t>

--- a/downloads/documents/04 Units/Unit 04 - Environmental Design and Management - Spaces We Live In/Lesson 04.12 - Plan Scale Drawing and Traffic Flow.docx
+++ b/downloads/documents/04 Units/Unit 04 - Environmental Design and Management - Spaces We Live In/Lesson 04.12 - Plan Scale Drawing and Traffic Flow.docx
@@ -411,6 +411,18 @@
         <w:pStyle w:val="Compact"/>
       </w:pPr>
       <w:r>
+        <w:t xml:space="preserve">A walker borrowed from the nurse’s office for the hook (ask a day ahead; if there is none, a student carries the laundry basket through the strip with both arms out)</w:t>
+      </w:r>
+    </w:p>
+    <w:p>
+      <w:pPr>
+        <w:numPr>
+          <w:ilvl w:val="0"/>
+          <w:numId w:val="1003"/>
+        </w:numPr>
+        <w:pStyle w:val="Compact"/>
+      </w:pPr>
+      <w:r>
         <w:t xml:space="preserve">The client cards from Lesson 4.11 (each student keeps theirs in the project folder)</w:t>
       </w:r>
     </w:p>
@@ -450,7 +462,7 @@
         <w:pStyle w:val="Compact"/>
       </w:pPr>
       <w:r>
-        <w:t xml:space="preserve">Setup notes: photocopy the cut-out sheet on card stock if you can; it survives moving around. Put the two tape strips on the floor before class.</w:t>
+        <w:t xml:space="preserve">Setup notes: photocopy the cut-out sheet on card stock if you can; it survives moving around. Put the two tape strips on the floor before class and park the walker by the door.</w:t>
       </w:r>
     </w:p>
     <w:p>
@@ -480,7 +492,7 @@
         <w:t xml:space="preserve">”</w:t>
       </w:r>
       <w:r>
-        <w:t xml:space="preserve">) and the do-now stack from Lesson 4.10 onward. Skim the stack for scale errors (a 12-foot wall drawn as 12 squares at the wrong scale) before class; that tells you whether the Day 1 demo needs to go slower.</w:t>
+        <w:t xml:space="preserve">) and the do-now stack from Lesson 4.10 onward. Skim the stack for scale errors (a 12-foot wall drawn as 6 squares or 24 squares when the stack’s scale, 1/4 inch = 1 foot, makes it 12) before class; that tells you whether the Day 1 demo needs to go slower.</w:t>
       </w:r>
     </w:p>
     <w:p>
